--- a/DOCUMENTACION/Documento Definition of Done - Sprint 3.docx
+++ b/DOCUMENTACION/Documento Definition of Done - Sprint 3.docx
@@ -267,7 +267,6 @@
       </w:pPr>
       <w:r>
         <w:rPr>
-          <w:rFonts w:ascii="Calibri" w:cs="Calibri" w:eastAsia="Calibri" w:hAnsi="Calibri"/>
           <w:b w:val="1"/>
           <w:bCs w:val="1"/>
           <w:i w:val="1"/>
@@ -277,7 +276,34 @@
           <w:szCs w:val="36"/>
           <w:rtl w:val="0"/>
         </w:rPr>
-        <w:t xml:space="preserve">[</w:t>
+        <w:t xml:space="preserve">[NXT]</w:t>
+      </w:r>
+    </w:p>
+    <w:p>
+      <w:pPr>
+        <w:spacing w:after="0" w:line="240" w:lineRule="auto"/>
+        <w:jc w:val="right"/>
+        <w:rPr>
+          <w:b w:val="1"/>
+          <w:bCs w:val="1"/>
+          <w:i w:val="1"/>
+          <w:iCs w:val="1"/>
+          <w:color w:val="365f91"/>
+          <w:sz w:val="36"/>
+          <w:szCs w:val="36"/>
+        </w:rPr>
+      </w:pPr>
+      <w:r>
+        <w:rPr>
+          <w:b w:val="1"/>
+          <w:bCs w:val="1"/>
+          <w:i w:val="1"/>
+          <w:iCs w:val="1"/>
+          <w:sz w:val="36"/>
+          <w:szCs w:val="36"/>
+          <w:rtl w:val="0"/>
+        </w:rPr>
+        <w:t xml:space="preserve">Fecha:</w:t>
       </w:r>
       <w:r>
         <w:rPr>
@@ -290,66 +316,6 @@
           <w:szCs w:val="36"/>
           <w:rtl w:val="0"/>
         </w:rPr>
-        <w:t xml:space="preserve">NXT</w:t>
-      </w:r>
-      <w:r>
-        <w:rPr>
-          <w:rFonts w:ascii="Calibri" w:cs="Calibri" w:eastAsia="Calibri" w:hAnsi="Calibri"/>
-          <w:b w:val="1"/>
-          <w:bCs w:val="1"/>
-          <w:i w:val="1"/>
-          <w:iCs w:val="1"/>
-          <w:color w:val="00b050"/>
-          <w:sz w:val="36"/>
-          <w:szCs w:val="36"/>
-          <w:rtl w:val="0"/>
-        </w:rPr>
-        <w:t xml:space="preserve">]</w:t>
-      </w:r>
-      <w:r>
-        <w:rPr>
-          <w:rtl w:val="0"/>
-        </w:rPr>
-      </w:r>
-    </w:p>
-    <w:p>
-      <w:pPr>
-        <w:spacing w:after="0" w:line="240" w:lineRule="auto"/>
-        <w:jc w:val="right"/>
-        <w:rPr>
-          <w:rFonts w:ascii="Calibri" w:cs="Calibri" w:eastAsia="Calibri" w:hAnsi="Calibri"/>
-          <w:b w:val="1"/>
-          <w:bCs w:val="1"/>
-          <w:i w:val="1"/>
-          <w:iCs w:val="1"/>
-          <w:color w:val="365f91"/>
-          <w:sz w:val="36"/>
-          <w:szCs w:val="36"/>
-        </w:rPr>
-      </w:pPr>
-      <w:r>
-        <w:rPr>
-          <w:b w:val="1"/>
-          <w:bCs w:val="1"/>
-          <w:i w:val="1"/>
-          <w:iCs w:val="1"/>
-          <w:sz w:val="36"/>
-          <w:szCs w:val="36"/>
-          <w:rtl w:val="0"/>
-        </w:rPr>
-        <w:t xml:space="preserve">Fecha:</w:t>
-      </w:r>
-      <w:r>
-        <w:rPr>
-          <w:b w:val="1"/>
-          <w:bCs w:val="1"/>
-          <w:i w:val="1"/>
-          <w:iCs w:val="1"/>
-          <w:color w:val="00b050"/>
-          <w:sz w:val="36"/>
-          <w:szCs w:val="36"/>
-          <w:rtl w:val="0"/>
-        </w:rPr>
         <w:t xml:space="preserve">[01/06/2026]</w:t>
       </w:r>
       <w:r>
@@ -751,8 +717,6 @@
       <w:pPr>
         <w:keepNext w:val="1"/>
         <w:keepLines w:val="1"/>
-        <w:pageBreakBefore w:val="0"/>
-        <w:widowControl w:val="1"/>
         <w:pBdr>
           <w:top w:space="0" w:sz="0" w:val="nil"/>
           <w:left w:space="0" w:sz="0" w:val="nil"/>
@@ -760,24 +724,14 @@
           <w:right w:space="0" w:sz="0" w:val="nil"/>
           <w:between w:space="0" w:sz="0" w:val="nil"/>
         </w:pBdr>
-        <w:shd w:fill="auto" w:val="clear"/>
-        <w:spacing w:after="0" w:before="480" w:line="276" w:lineRule="auto"/>
-        <w:ind w:left="0" w:right="0" w:firstLine="0"/>
-        <w:jc w:val="left"/>
+        <w:spacing w:after="0" w:before="480" w:lineRule="auto"/>
         <w:rPr>
           <w:rFonts w:ascii="Cambria" w:cs="Cambria" w:eastAsia="Cambria" w:hAnsi="Cambria"/>
           <w:b w:val="1"/>
           <w:bCs w:val="1"/>
-          <w:i w:val="0"/>
-          <w:iCs w:val="0"/>
-          <w:smallCaps w:val="0"/>
-          <w:strike w:val="0"/>
           <w:color w:val="366091"/>
           <w:sz w:val="28"/>
           <w:szCs w:val="28"/>
-          <w:u w:val="none"/>
-          <w:shd w:fill="auto" w:val="clear"/>
-          <w:vertAlign w:val="baseline"/>
         </w:rPr>
       </w:pPr>
       <w:r>
@@ -785,16 +739,9 @@
           <w:rFonts w:ascii="Cambria" w:cs="Cambria" w:eastAsia="Cambria" w:hAnsi="Cambria"/>
           <w:b w:val="1"/>
           <w:bCs w:val="1"/>
-          <w:i w:val="0"/>
-          <w:iCs w:val="0"/>
-          <w:smallCaps w:val="0"/>
-          <w:strike w:val="0"/>
           <w:color w:val="366091"/>
           <w:sz w:val="28"/>
           <w:szCs w:val="28"/>
-          <w:u w:val="none"/>
-          <w:shd w:fill="auto" w:val="clear"/>
-          <w:vertAlign w:val="baseline"/>
           <w:rtl w:val="0"/>
         </w:rPr>
         <w:t xml:space="preserve">Contenido</w:t>
@@ -802,7 +749,7 @@
     </w:p>
     <w:sdt>
       <w:sdtPr>
-        <w:id w:val="1801863100"/>
+        <w:id w:val="-705519787"/>
         <w:docPartObj>
           <w:docPartGallery w:val="Table of Contents"/>
           <w:docPartUnique w:val="1"/>
@@ -820,16 +767,7 @@
               <w:rFonts w:ascii="Arial" w:cs="Arial" w:eastAsia="Arial" w:hAnsi="Arial"/>
               <w:b w:val="1"/>
               <w:bCs w:val="1"/>
-              <w:i w:val="0"/>
-              <w:iCs w:val="0"/>
-              <w:smallCaps w:val="0"/>
-              <w:strike w:val="0"/>
               <w:color w:val="000000"/>
-              <w:sz w:val="22"/>
-              <w:szCs w:val="22"/>
-              <w:u w:val="none"/>
-              <w:shd w:fill="auto" w:val="clear"/>
-              <w:vertAlign w:val="baseline"/>
             </w:rPr>
           </w:pPr>
           <w:r>
@@ -840,19 +778,7 @@
           <w:hyperlink w:anchor="_heading=h.8abesy898flw">
             <w:r>
               <w:rPr>
-                <w:rFonts w:ascii="Calibri" w:cs="Calibri" w:eastAsia="Calibri" w:hAnsi="Calibri"/>
-                <w:b w:val="0"/>
-                <w:bCs w:val="0"/>
-                <w:i w:val="0"/>
-                <w:iCs w:val="0"/>
-                <w:smallCaps w:val="0"/>
-                <w:strike w:val="0"/>
                 <w:color w:val="000000"/>
-                <w:sz w:val="22"/>
-                <w:szCs w:val="22"/>
-                <w:u w:val="none"/>
-                <w:shd w:fill="auto" w:val="clear"/>
-                <w:vertAlign w:val="baseline"/>
                 <w:rtl w:val="0"/>
               </w:rPr>
               <w:t xml:space="preserve">Datos del documento</w:t>
@@ -877,34 +803,13 @@
               <w:rFonts w:ascii="Arial" w:cs="Arial" w:eastAsia="Arial" w:hAnsi="Arial"/>
               <w:b w:val="1"/>
               <w:bCs w:val="1"/>
-              <w:i w:val="0"/>
-              <w:iCs w:val="0"/>
-              <w:smallCaps w:val="0"/>
-              <w:strike w:val="0"/>
               <w:color w:val="000000"/>
-              <w:sz w:val="22"/>
-              <w:szCs w:val="22"/>
-              <w:u w:val="none"/>
-              <w:shd w:fill="auto" w:val="clear"/>
-              <w:vertAlign w:val="baseline"/>
             </w:rPr>
           </w:pPr>
           <w:hyperlink w:anchor="_heading=h.4r9oynhzbfx9">
             <w:r>
               <w:rPr>
-                <w:rFonts w:ascii="Calibri" w:cs="Calibri" w:eastAsia="Calibri" w:hAnsi="Calibri"/>
-                <w:b w:val="0"/>
-                <w:bCs w:val="0"/>
-                <w:i w:val="0"/>
-                <w:iCs w:val="0"/>
-                <w:smallCaps w:val="0"/>
-                <w:strike w:val="0"/>
                 <w:color w:val="000000"/>
-                <w:sz w:val="22"/>
-                <w:szCs w:val="22"/>
-                <w:u w:val="none"/>
-                <w:shd w:fill="auto" w:val="clear"/>
-                <w:vertAlign w:val="baseline"/>
                 <w:rtl w:val="0"/>
               </w:rPr>
               <w:t xml:space="preserve">Product Goal.</w:t>
@@ -929,34 +834,13 @@
               <w:rFonts w:ascii="Arial" w:cs="Arial" w:eastAsia="Arial" w:hAnsi="Arial"/>
               <w:b w:val="1"/>
               <w:bCs w:val="1"/>
-              <w:i w:val="0"/>
-              <w:iCs w:val="0"/>
-              <w:smallCaps w:val="0"/>
-              <w:strike w:val="0"/>
               <w:color w:val="000000"/>
-              <w:sz w:val="22"/>
-              <w:szCs w:val="22"/>
-              <w:u w:val="none"/>
-              <w:shd w:fill="auto" w:val="clear"/>
-              <w:vertAlign w:val="baseline"/>
             </w:rPr>
           </w:pPr>
           <w:hyperlink w:anchor="_heading=h.fw6zbsblt4u">
             <w:r>
               <w:rPr>
-                <w:rFonts w:ascii="Calibri" w:cs="Calibri" w:eastAsia="Calibri" w:hAnsi="Calibri"/>
-                <w:b w:val="0"/>
-                <w:bCs w:val="0"/>
-                <w:i w:val="0"/>
-                <w:iCs w:val="0"/>
-                <w:smallCaps w:val="0"/>
-                <w:strike w:val="0"/>
                 <w:color w:val="000000"/>
-                <w:sz w:val="22"/>
-                <w:szCs w:val="22"/>
-                <w:u w:val="none"/>
-                <w:shd w:fill="auto" w:val="clear"/>
-                <w:vertAlign w:val="baseline"/>
                 <w:rtl w:val="0"/>
               </w:rPr>
               <w:t xml:space="preserve">Sprint Goal.</w:t>
@@ -981,34 +865,13 @@
               <w:rFonts w:ascii="Arial" w:cs="Arial" w:eastAsia="Arial" w:hAnsi="Arial"/>
               <w:b w:val="1"/>
               <w:bCs w:val="1"/>
-              <w:i w:val="0"/>
-              <w:iCs w:val="0"/>
-              <w:smallCaps w:val="0"/>
-              <w:strike w:val="0"/>
               <w:color w:val="000000"/>
-              <w:sz w:val="22"/>
-              <w:szCs w:val="22"/>
-              <w:u w:val="none"/>
-              <w:shd w:fill="auto" w:val="clear"/>
-              <w:vertAlign w:val="baseline"/>
             </w:rPr>
           </w:pPr>
           <w:hyperlink w:anchor="_heading=h.1pg6hf42pso1">
             <w:r>
               <w:rPr>
-                <w:rFonts w:ascii="Calibri" w:cs="Calibri" w:eastAsia="Calibri" w:hAnsi="Calibri"/>
-                <w:b w:val="0"/>
-                <w:bCs w:val="0"/>
-                <w:i w:val="0"/>
-                <w:iCs w:val="0"/>
-                <w:smallCaps w:val="0"/>
-                <w:strike w:val="0"/>
                 <w:color w:val="000000"/>
-                <w:sz w:val="22"/>
-                <w:szCs w:val="22"/>
-                <w:u w:val="none"/>
-                <w:shd w:fill="auto" w:val="clear"/>
-                <w:vertAlign w:val="baseline"/>
                 <w:rtl w:val="0"/>
               </w:rPr>
               <w:t xml:space="preserve">Definition of Done.</w:t>
@@ -2254,7 +2117,6 @@
     </w:p>
     <w:p>
       <w:pPr>
-        <w:spacing w:line="276" w:lineRule="auto"/>
         <w:jc w:val="both"/>
         <w:rPr>
           <w:sz w:val="24"/>
@@ -2300,7 +2162,6 @@
     </w:p>
     <w:p>
       <w:pPr>
-        <w:widowControl w:val="1"/>
         <w:jc w:val="both"/>
         <w:rPr>
           <w:color w:val="000000"/>
@@ -2630,194 +2491,176 @@
           </w:tcPr>
           <w:p>
             <w:pPr>
-              <w:spacing w:before="0" w:lineRule="auto"/>
-              <w:rPr/>
-            </w:pPr>
-            <w:r>
-              <w:rPr>
-                <w:rtl w:val="0"/>
-              </w:rPr>
-            </w:r>
-          </w:p>
-          <w:p>
-            <w:pPr>
-              <w:spacing w:before="0" w:lineRule="auto"/>
-              <w:rPr/>
-            </w:pPr>
-            <w:r>
-              <w:rPr>
-                <w:rtl w:val="0"/>
-              </w:rPr>
-            </w:r>
-          </w:p>
-          <w:p>
-            <w:pPr>
-              <w:spacing w:before="0" w:lineRule="auto"/>
-              <w:rPr/>
-            </w:pPr>
-            <w:r>
-              <w:rPr>
-                <w:rtl w:val="0"/>
-              </w:rPr>
-            </w:r>
-          </w:p>
-          <w:p>
-            <w:pPr>
-              <w:spacing w:before="0" w:lineRule="auto"/>
-              <w:rPr/>
-            </w:pPr>
-            <w:r>
-              <w:rPr>
-                <w:rtl w:val="0"/>
-              </w:rPr>
-            </w:r>
-          </w:p>
-          <w:p>
-            <w:pPr>
-              <w:spacing w:before="0" w:lineRule="auto"/>
-              <w:rPr/>
-            </w:pPr>
-            <w:r>
-              <w:rPr>
-                <w:rtl w:val="0"/>
-              </w:rPr>
-            </w:r>
-          </w:p>
-          <w:p>
-            <w:pPr>
-              <w:spacing w:before="0" w:lineRule="auto"/>
-              <w:rPr/>
-            </w:pPr>
-            <w:r>
-              <w:rPr>
-                <w:rtl w:val="0"/>
-              </w:rPr>
-            </w:r>
-          </w:p>
-          <w:p>
-            <w:pPr>
-              <w:spacing w:before="0" w:lineRule="auto"/>
-              <w:rPr/>
-            </w:pPr>
-            <w:r>
-              <w:rPr>
-                <w:rtl w:val="0"/>
-              </w:rPr>
-            </w:r>
-          </w:p>
-          <w:p>
-            <w:pPr>
-              <w:spacing w:before="0" w:lineRule="auto"/>
-              <w:rPr/>
-            </w:pPr>
-            <w:r>
-              <w:rPr>
-                <w:rtl w:val="0"/>
-              </w:rPr>
-            </w:r>
-          </w:p>
-          <w:p>
-            <w:pPr>
-              <w:spacing w:before="0" w:lineRule="auto"/>
-              <w:rPr/>
-            </w:pPr>
-            <w:r>
-              <w:rPr>
-                <w:rtl w:val="0"/>
-              </w:rPr>
-            </w:r>
-          </w:p>
-          <w:p>
-            <w:pPr>
-              <w:spacing w:before="0" w:lineRule="auto"/>
-              <w:rPr/>
-            </w:pPr>
-            <w:r>
-              <w:rPr>
-                <w:rtl w:val="0"/>
-              </w:rPr>
-            </w:r>
-          </w:p>
-          <w:p>
-            <w:pPr>
-              <w:spacing w:before="0" w:lineRule="auto"/>
-              <w:rPr/>
-            </w:pPr>
-            <w:r>
-              <w:rPr>
-                <w:rtl w:val="0"/>
-              </w:rPr>
-            </w:r>
-          </w:p>
-          <w:p>
-            <w:pPr>
-              <w:spacing w:before="0" w:lineRule="auto"/>
-              <w:rPr/>
-            </w:pPr>
-            <w:r>
-              <w:rPr>
-                <w:rtl w:val="0"/>
-              </w:rPr>
-            </w:r>
-          </w:p>
-          <w:p>
-            <w:pPr>
-              <w:spacing w:before="0" w:lineRule="auto"/>
-              <w:rPr/>
-            </w:pPr>
-            <w:r>
-              <w:rPr>
-                <w:rtl w:val="0"/>
-              </w:rPr>
-            </w:r>
-          </w:p>
-          <w:p>
-            <w:pPr>
-              <w:spacing w:before="0" w:lineRule="auto"/>
-              <w:rPr/>
-            </w:pPr>
-            <w:r>
-              <w:rPr>
-                <w:rtl w:val="0"/>
-              </w:rPr>
-            </w:r>
-          </w:p>
-          <w:p>
-            <w:pPr>
-              <w:spacing w:before="0" w:lineRule="auto"/>
-              <w:rPr/>
-            </w:pPr>
-            <w:r>
-              <w:rPr>
-                <w:rtl w:val="0"/>
-              </w:rPr>
-            </w:r>
-          </w:p>
-          <w:p>
-            <w:pPr>
-              <w:spacing w:before="0" w:lineRule="auto"/>
-              <w:rPr/>
-            </w:pPr>
-            <w:r>
-              <w:rPr>
-                <w:rtl w:val="0"/>
-              </w:rPr>
-            </w:r>
-          </w:p>
-          <w:p>
-            <w:pPr>
-              <w:spacing w:before="0" w:lineRule="auto"/>
-              <w:rPr/>
-            </w:pPr>
-            <w:r>
-              <w:rPr>
-                <w:rtl w:val="0"/>
-              </w:rPr>
-            </w:r>
-          </w:p>
-          <w:p>
-            <w:pPr>
-              <w:spacing w:before="0" w:lineRule="auto"/>
+              <w:rPr/>
+            </w:pPr>
+            <w:r>
+              <w:rPr>
+                <w:rtl w:val="0"/>
+              </w:rPr>
+            </w:r>
+          </w:p>
+          <w:p>
+            <w:pPr>
+              <w:rPr/>
+            </w:pPr>
+            <w:r>
+              <w:rPr>
+                <w:rtl w:val="0"/>
+              </w:rPr>
+            </w:r>
+          </w:p>
+          <w:p>
+            <w:pPr>
+              <w:rPr/>
+            </w:pPr>
+            <w:r>
+              <w:rPr>
+                <w:rtl w:val="0"/>
+              </w:rPr>
+            </w:r>
+          </w:p>
+          <w:p>
+            <w:pPr>
+              <w:rPr/>
+            </w:pPr>
+            <w:r>
+              <w:rPr>
+                <w:rtl w:val="0"/>
+              </w:rPr>
+            </w:r>
+          </w:p>
+          <w:p>
+            <w:pPr>
+              <w:rPr/>
+            </w:pPr>
+            <w:r>
+              <w:rPr>
+                <w:rtl w:val="0"/>
+              </w:rPr>
+            </w:r>
+          </w:p>
+          <w:p>
+            <w:pPr>
+              <w:rPr/>
+            </w:pPr>
+            <w:r>
+              <w:rPr>
+                <w:rtl w:val="0"/>
+              </w:rPr>
+            </w:r>
+          </w:p>
+          <w:p>
+            <w:pPr>
+              <w:rPr/>
+            </w:pPr>
+            <w:r>
+              <w:rPr>
+                <w:rtl w:val="0"/>
+              </w:rPr>
+            </w:r>
+          </w:p>
+          <w:p>
+            <w:pPr>
+              <w:rPr/>
+            </w:pPr>
+            <w:r>
+              <w:rPr>
+                <w:rtl w:val="0"/>
+              </w:rPr>
+            </w:r>
+          </w:p>
+          <w:p>
+            <w:pPr>
+              <w:rPr/>
+            </w:pPr>
+            <w:r>
+              <w:rPr>
+                <w:rtl w:val="0"/>
+              </w:rPr>
+            </w:r>
+          </w:p>
+          <w:p>
+            <w:pPr>
+              <w:rPr/>
+            </w:pPr>
+            <w:r>
+              <w:rPr>
+                <w:rtl w:val="0"/>
+              </w:rPr>
+            </w:r>
+          </w:p>
+          <w:p>
+            <w:pPr>
+              <w:rPr/>
+            </w:pPr>
+            <w:r>
+              <w:rPr>
+                <w:rtl w:val="0"/>
+              </w:rPr>
+            </w:r>
+          </w:p>
+          <w:p>
+            <w:pPr>
+              <w:rPr/>
+            </w:pPr>
+            <w:r>
+              <w:rPr>
+                <w:rtl w:val="0"/>
+              </w:rPr>
+            </w:r>
+          </w:p>
+          <w:p>
+            <w:pPr>
+              <w:rPr/>
+            </w:pPr>
+            <w:r>
+              <w:rPr>
+                <w:rtl w:val="0"/>
+              </w:rPr>
+            </w:r>
+          </w:p>
+          <w:p>
+            <w:pPr>
+              <w:rPr/>
+            </w:pPr>
+            <w:r>
+              <w:rPr>
+                <w:rtl w:val="0"/>
+              </w:rPr>
+            </w:r>
+          </w:p>
+          <w:p>
+            <w:pPr>
+              <w:rPr/>
+            </w:pPr>
+            <w:r>
+              <w:rPr>
+                <w:rtl w:val="0"/>
+              </w:rPr>
+            </w:r>
+          </w:p>
+          <w:p>
+            <w:pPr>
+              <w:rPr/>
+            </w:pPr>
+            <w:r>
+              <w:rPr>
+                <w:rtl w:val="0"/>
+              </w:rPr>
+            </w:r>
+          </w:p>
+          <w:p>
+            <w:pPr>
+              <w:rPr/>
+            </w:pPr>
+            <w:r>
+              <w:rPr>
+                <w:rtl w:val="0"/>
+              </w:rPr>
+            </w:r>
+          </w:p>
+          <w:p>
+            <w:pPr>
               <w:rPr/>
             </w:pPr>
             <w:r>
@@ -2852,7 +2695,7 @@
               <w:rPr>
                 <w:rtl w:val="0"/>
               </w:rPr>
-              <w:t xml:space="preserve">Pendiente</w:t>
+              <w:t xml:space="preserve">Cumplido</w:t>
             </w:r>
           </w:p>
         </w:tc>
@@ -2931,7 +2774,7 @@
               <w:rPr>
                 <w:rtl w:val="0"/>
               </w:rPr>
-              <w:t xml:space="preserve">Parcialmente cumplido</w:t>
+              <w:t xml:space="preserve">Cumplido</w:t>
             </w:r>
           </w:p>
         </w:tc>
@@ -3427,7 +3270,7 @@
       <w:tr>
         <w:trPr>
           <w:cantSplit w:val="0"/>
-          <w:trHeight w:val="550.6640625" w:hRule="atLeast"/>
+          <w:trHeight w:val="550" w:hRule="atLeast"/>
           <w:tblHeader w:val="0"/>
         </w:trPr>
         <w:tc>
@@ -3801,7 +3644,7 @@
               <w:rPr>
                 <w:rtl w:val="0"/>
               </w:rPr>
-              <w:t xml:space="preserve">Parcialmente cumplido</w:t>
+              <w:t xml:space="preserve">Cumplido</w:t>
             </w:r>
           </w:p>
         </w:tc>
@@ -3846,9 +3689,6 @@
 <w:ftr xmlns:mc="http://schemas.openxmlformats.org/markup-compatibility/2006" xmlns:o="urn:schemas-microsoft-com:office:office" xmlns:r="http://schemas.openxmlformats.org/officeDocument/2006/relationships" xmlns:m="http://schemas.openxmlformats.org/officeDocument/2006/math" xmlns:v="urn:schemas-microsoft-com:vml" xmlns:wp="http://schemas.openxmlformats.org/drawingml/2006/wordprocessingDrawing" xmlns:w10="urn:schemas-microsoft-com:office:word" xmlns:w="http://schemas.openxmlformats.org/wordprocessingml/2006/main" xmlns:wne="http://schemas.microsoft.com/office/word/2006/wordml" xmlns:sl="http://schemas.openxmlformats.org/schemaLibrary/2006/main" xmlns:a="http://schemas.openxmlformats.org/drawingml/2006/main" xmlns:pic="http://schemas.openxmlformats.org/drawingml/2006/picture" xmlns:c="http://schemas.openxmlformats.org/drawingml/2006/chart" xmlns:lc="http://schemas.openxmlformats.org/drawingml/2006/lockedCanvas" xmlns:dgm="http://schemas.openxmlformats.org/drawingml/2006/diagram" xmlns:wps="http://schemas.microsoft.com/office/word/2010/wordprocessingShape" xmlns:wpg="http://schemas.microsoft.com/office/word/2010/wordprocessingGroup" xmlns:w14="http://schemas.microsoft.com/office/word/2010/wordml" xmlns:w15="http://schemas.microsoft.com/office/word/2012/wordml" xmlns:w16="http://schemas.microsoft.com/office/word/2018/wordml" xmlns:w16cex="http://schemas.microsoft.com/office/word/2018/wordml/cex" xmlns:w16cid="http://schemas.microsoft.com/office/word/2016/wordml/cid" xmlns="http://schemas.microsoft.com/office/tasks/2019/documenttasks" xmlns:cr="http://schemas.microsoft.com/office/comments/2020/reactions">
   <w:p>
     <w:pPr>
-      <w:keepNext w:val="0"/>
-      <w:keepLines w:val="0"/>
-      <w:widowControl w:val="1"/>
       <w:pBdr>
         <w:top w:space="0" w:sz="0" w:val="nil"/>
         <w:left w:space="0" w:sz="0" w:val="nil"/>
@@ -3856,45 +3696,21 @@
         <w:right w:space="0" w:sz="0" w:val="nil"/>
         <w:between w:space="0" w:sz="0" w:val="nil"/>
       </w:pBdr>
-      <w:shd w:fill="auto" w:val="clear"/>
       <w:tabs>
         <w:tab w:val="center" w:leader="none" w:pos="4419"/>
         <w:tab w:val="right" w:leader="none" w:pos="8838"/>
       </w:tabs>
-      <w:spacing w:after="0" w:before="0" w:line="240" w:lineRule="auto"/>
-      <w:ind w:left="0" w:right="0" w:firstLine="0"/>
+      <w:spacing w:after="0" w:line="240" w:lineRule="auto"/>
       <w:jc w:val="center"/>
       <w:rPr>
-        <w:rFonts w:ascii="Calibri" w:cs="Calibri" w:eastAsia="Calibri" w:hAnsi="Calibri"/>
-        <w:b w:val="0"/>
-        <w:bCs w:val="0"/>
-        <w:i w:val="0"/>
-        <w:iCs w:val="0"/>
-        <w:smallCaps w:val="0"/>
-        <w:strike w:val="0"/>
         <w:color w:val="000000"/>
         <w:sz w:val="20"/>
         <w:szCs w:val="20"/>
-        <w:u w:val="none"/>
-        <w:shd w:fill="auto" w:val="clear"/>
-        <w:vertAlign w:val="baseline"/>
       </w:rPr>
     </w:pPr>
     <w:r>
       <w:rPr>
-        <w:rFonts w:ascii="Calibri" w:cs="Calibri" w:eastAsia="Calibri" w:hAnsi="Calibri"/>
-        <w:b w:val="0"/>
-        <w:bCs w:val="0"/>
-        <w:i w:val="0"/>
-        <w:iCs w:val="0"/>
-        <w:smallCaps w:val="0"/>
-        <w:strike w:val="0"/>
         <w:color w:val="000000"/>
-        <w:sz w:val="22"/>
-        <w:szCs w:val="22"/>
-        <w:u w:val="none"/>
-        <w:shd w:fill="auto" w:val="clear"/>
-        <w:vertAlign w:val="baseline"/>
         <w:rtl w:val="0"/>
       </w:rPr>
       <w:t xml:space="preserve">Validando el Sprint </w:t>
@@ -3907,19 +3723,9 @@
     </w:r>
     <w:r>
       <w:rPr>
-        <w:rFonts w:ascii="Calibri" w:cs="Calibri" w:eastAsia="Calibri" w:hAnsi="Calibri"/>
-        <w:b w:val="0"/>
-        <w:bCs w:val="0"/>
-        <w:i w:val="0"/>
-        <w:iCs w:val="0"/>
-        <w:smallCaps w:val="0"/>
-        <w:strike w:val="0"/>
         <w:color w:val="000000"/>
         <w:sz w:val="20"/>
         <w:szCs w:val="20"/>
-        <w:u w:val="none"/>
-        <w:shd w:fill="auto" w:val="clear"/>
-        <w:vertAlign w:val="baseline"/>
         <w:rtl w:val="0"/>
       </w:rPr>
       <w:t xml:space="preserve">, Ingeniería de Software – DuocUC</w:t>
@@ -3927,9 +3733,6 @@
   </w:p>
   <w:p>
     <w:pPr>
-      <w:keepNext w:val="0"/>
-      <w:keepLines w:val="0"/>
-      <w:widowControl w:val="1"/>
       <w:pBdr>
         <w:top w:space="0" w:sz="0" w:val="nil"/>
         <w:left w:space="0" w:sz="0" w:val="nil"/>
@@ -3937,28 +3740,13 @@
         <w:right w:space="0" w:sz="0" w:val="nil"/>
         <w:between w:space="0" w:sz="0" w:val="nil"/>
       </w:pBdr>
-      <w:shd w:fill="auto" w:val="clear"/>
       <w:tabs>
         <w:tab w:val="center" w:leader="none" w:pos="4419"/>
         <w:tab w:val="right" w:leader="none" w:pos="8838"/>
       </w:tabs>
-      <w:spacing w:after="0" w:before="0" w:line="240" w:lineRule="auto"/>
-      <w:ind w:left="0" w:right="0" w:firstLine="0"/>
-      <w:jc w:val="left"/>
+      <w:spacing w:after="0" w:line="240" w:lineRule="auto"/>
       <w:rPr>
-        <w:rFonts w:ascii="Calibri" w:cs="Calibri" w:eastAsia="Calibri" w:hAnsi="Calibri"/>
-        <w:b w:val="0"/>
-        <w:bCs w:val="0"/>
-        <w:i w:val="0"/>
-        <w:iCs w:val="0"/>
-        <w:smallCaps w:val="0"/>
-        <w:strike w:val="0"/>
         <w:color w:val="000000"/>
-        <w:sz w:val="22"/>
-        <w:szCs w:val="22"/>
-        <w:u w:val="none"/>
-        <w:shd w:fill="auto" w:val="clear"/>
-        <w:vertAlign w:val="baseline"/>
       </w:rPr>
     </w:pPr>
     <w:r>
@@ -3983,17 +3771,14 @@
       </w:tabs>
       <w:spacing w:after="0" w:line="240" w:lineRule="auto"/>
       <w:jc w:val="right"/>
-      <w:rPr>
-        <w:rFonts w:ascii="Calibri" w:cs="Calibri" w:eastAsia="Calibri" w:hAnsi="Calibri"/>
-      </w:rPr>
+      <w:rPr/>
     </w:pPr>
     <w:r>
       <w:rPr>
-        <w:rFonts w:ascii="Calibri" w:cs="Calibri" w:eastAsia="Calibri" w:hAnsi="Calibri"/>
         <w:rtl w:val="0"/>
       </w:rPr>
       <w:br w:type="textWrapping"/>
-      <w:t xml:space="preserve">Validando el Sprint 1</w:t>
+      <w:t xml:space="preserve">Validando el Sprint 3</w:t>
     </w:r>
     <w:r>
       <w:drawing>
@@ -4003,7 +3788,7 @@
             <wp:posOffset>131977</wp:posOffset>
           </wp:positionH>
           <wp:positionV relativeFrom="paragraph">
-            <wp:posOffset>-152557</wp:posOffset>
+            <wp:posOffset>-152555</wp:posOffset>
           </wp:positionV>
           <wp:extent cx="932815" cy="231775"/>
           <wp:effectExtent b="0" l="0" r="0" t="0"/>
@@ -4118,15 +3903,12 @@
     <w:next w:val="Normal"/>
     <w:pPr>
       <w:keepNext w:val="1"/>
-      <w:keepLines w:val="0"/>
       <w:widowControl w:val="0"/>
       <w:spacing w:after="60" w:before="120" w:lineRule="auto"/>
       <w:jc w:val="both"/>
     </w:pPr>
     <w:rPr>
       <w:rFonts w:ascii="Arial" w:cs="Arial" w:eastAsia="Arial" w:hAnsi="Arial"/>
-      <w:b w:val="0"/>
-      <w:bCs w:val="0"/>
       <w:i w:val="1"/>
       <w:iCs w:val="1"/>
       <w:color w:val="000000"/>
@@ -4140,15 +3922,12 @@
     <w:next w:val="Normal"/>
     <w:pPr>
       <w:keepNext w:val="1"/>
-      <w:keepLines w:val="0"/>
       <w:widowControl w:val="0"/>
       <w:spacing w:after="60" w:before="120" w:lineRule="auto"/>
       <w:jc w:val="both"/>
     </w:pPr>
     <w:rPr>
       <w:rFonts w:ascii="Arial" w:cs="Arial" w:eastAsia="Arial" w:hAnsi="Arial"/>
-      <w:b w:val="0"/>
-      <w:bCs w:val="0"/>
       <w:color w:val="000000"/>
       <w:sz w:val="20"/>
       <w:szCs w:val="20"/>
@@ -4207,7 +3986,6 @@
     <w:pPr>
       <w:keepNext w:val="1"/>
       <w:keepLines w:val="1"/>
-      <w:pageBreakBefore w:val="0"/>
       <w:spacing w:after="80" w:before="360" w:lineRule="auto"/>
     </w:pPr>
     <w:rPr>
@@ -4602,7 +4380,7 @@
 
 <file path=customXML/item1.xml><?xml version="1.0" encoding="utf-8"?>
 <go:gDocsCustomXmlDataStorage xmlns:go="http://customooxmlschemas.google.com/" xmlns:r="http://schemas.openxmlformats.org/officeDocument/2006/relationships" uri="GoogleDocsCustomDataVersion2">
-  <go:docsCustomData xmlns:go="http://customooxmlschemas.google.com/" roundtripDataSignature="AMtx7migy9pofzwgPcZGk/PaTwUNOXvVJA==">CgMxLjAyDmgucGQzNHBwYXNkbjBoMg5oLjhhYmVzeTg5OGZsdzIOaC5td3IwYmlubHUyZ2cyDmgud25heHFydDFhaHlvMg5oLjRyOW95bmh6YmZ4OTINaC5mdzZ6YnNibHQ0dTIOaC4xcGc2aGY0MnBzbzE4AHIhMWc3ZV85d1JKOS1yWjJVWDBLTTVTN0RaMzFmeDNIZFFs</go:docsCustomData>
+  <go:docsCustomData xmlns:go="http://customooxmlschemas.google.com/" roundtripDataSignature="AMtx7mitUjaO/Vusbclagpw4Nb9ndnq7oQ==">CgMxLjAyDmgucGQzNHBwYXNkbjBoMg5oLjhhYmVzeTg5OGZsdzIOaC5td3IwYmlubHUyZ2cyDmgud25heHFydDFhaHlvMg5oLjRyOW95bmh6YmZ4OTINaC5mdzZ6YnNibHQ0dTIOaC4xcGc2aGY0MnBzbzE4AHIhMXJURjd3T0JBZ1ZmRjN0WWVHMDdYbE1vZVp6UkJaRWxu</go:docsCustomData>
 </go:gDocsCustomXmlDataStorage>
 </file>
 
